--- a/capture_texte/examen hb/Meynadier_Renaud_Dossier_projet.docx
+++ b/capture_texte/examen hb/Meynadier_Renaud_Dossier_projet.docx
@@ -1986,7 +1986,7 @@
           <w:sz w:val="18"/>
           <w:szCs w:val="18"/>
         </w:rPr>
-        <w:t>3</w:t>
+        <w:t>4</w:t>
       </w:r>
     </w:p>
     <w:p>
@@ -2005,7 +2005,7 @@
           <w:sz w:val="18"/>
           <w:szCs w:val="18"/>
         </w:rPr>
-        <w:t>Les captures d’écran – Capture d’écran liée au stage : ……………………………</w:t>
+        <w:t xml:space="preserve">Les captures d’écran – Capture d’écran liée au stage : </w:t>
       </w:r>
       <w:r>
         <w:rPr>
@@ -2013,79 +2013,7 @@
           <w:sz w:val="18"/>
           <w:szCs w:val="18"/>
         </w:rPr>
-        <w:t>……</w:t>
-      </w:r>
-      <w:r>
-        <w:rPr>
-          <w:b/>
-          <w:sz w:val="18"/>
-          <w:szCs w:val="18"/>
-        </w:rPr>
-        <w:t>..</w:t>
-      </w:r>
-      <w:r>
-        <w:rPr>
-          <w:b/>
-          <w:sz w:val="18"/>
-          <w:szCs w:val="18"/>
-        </w:rPr>
-        <w:t>……</w:t>
-      </w:r>
-      <w:r>
-        <w:rPr>
-          <w:b/>
-          <w:sz w:val="18"/>
-          <w:szCs w:val="18"/>
-        </w:rPr>
-        <w:t>.</w:t>
-      </w:r>
-      <w:r>
-        <w:rPr>
-          <w:b/>
-          <w:sz w:val="18"/>
-          <w:szCs w:val="18"/>
-        </w:rPr>
-        <w:t>…</w:t>
-      </w:r>
-      <w:r>
-        <w:rPr>
-          <w:b/>
-          <w:sz w:val="18"/>
-          <w:szCs w:val="18"/>
-        </w:rPr>
-        <w:t>…</w:t>
-      </w:r>
-      <w:r>
-        <w:rPr>
-          <w:b/>
-          <w:sz w:val="18"/>
-          <w:szCs w:val="18"/>
-        </w:rPr>
-        <w:t>..</w:t>
-      </w:r>
-      <w:r>
-        <w:rPr>
-          <w:b/>
-          <w:sz w:val="18"/>
-          <w:szCs w:val="18"/>
-        </w:rPr>
-        <w:t xml:space="preserve">…Page </w:t>
-      </w:r>
-      <w:r>
-        <w:rPr>
-          <w:b/>
-          <w:sz w:val="18"/>
-          <w:szCs w:val="18"/>
-        </w:rPr>
-        <w:t>3</w:t>
-      </w:r>
-      <w:r>
-        <w:rPr>
-          <w:b/>
-          <w:sz w:val="18"/>
-          <w:szCs w:val="18"/>
-        </w:rPr>
-        <w:t>5-36</w:t>
+        <w:t>………………...………………………………Page 35 - 36</w:t>
       </w:r>
     </w:p>
     <w:p>
@@ -12517,15 +12445,7 @@
           <w:sz w:val="24"/>
           <w:szCs w:val="24"/>
         </w:rPr>
-        <w:t>Cette fonction permet de faire une requête sur les produits, sélectionner les produits par leur nom respectif, ou ils sont, et de les trouver « LIKE », obtenir le résultat</w:t>
-      </w:r>
-      <w:r>
-        <w:rPr>
-          <w:bCs/>
-          <w:sz w:val="24"/>
-          <w:szCs w:val="24"/>
-        </w:rPr>
-        <w:t>.</w:t>
+        <w:t>Cette fonction permet de faire une requête sur les produits, sélectionner les produits par leur nom respectif, ou ils sont, et de les trouver « LIKE », obtenir le résultat.</w:t>
       </w:r>
     </w:p>
     <w:p>
@@ -14483,14 +14403,7 @@
           <w:sz w:val="24"/>
           <w:szCs w:val="24"/>
         </w:rPr>
-        <w:t xml:space="preserve"> </w:t>
-      </w:r>
-      <w:r>
-        <w:rPr>
-          <w:sz w:val="24"/>
-          <w:szCs w:val="24"/>
-        </w:rPr>
-        <w:t>powerpoint</w:t>
+        <w:t xml:space="preserve"> powerpoint</w:t>
       </w:r>
       <w:r>
         <w:rPr>
